--- a/00-首页/题组Word/专项卷/一分册/专项卷X-教师版.docx
+++ b/00-首页/题组Word/专项卷/一分册/专项卷X-教师版.docx
@@ -2236,15 +2236,31 @@
         <w:rPr>
           <w:rFonts w:ascii="Times New Roman" w:hAnsi="Times New Roman" w:eastAsia="Times New Roman" w:cs="Times New Roman"/>
         </w:rPr>
-        <w:t>B. WY</w:t>
-      </w:r>
-      <w:r>
-        <w:rPr>
-          <w:rFonts w:ascii="Times New Roman" w:hAnsi="Times New Roman" w:eastAsia="Times New Roman" w:cs="Times New Roman"/>
-          <w:vertAlign w:val="subscript"/>
-        </w:rPr>
-        <w:t>2</w:t>
-      </w:r>
+        <w:t xml:space="preserve">B.</w:t>
+      </w:r>
+      <w:r>
+        <w:rPr>
+          <w:rFonts w:ascii="Times New Roman" w:hAnsi="Times New Roman" w:eastAsia="Times New Roman" w:cs="Times New Roman"/>
+        </w:rPr>
+        <w:t xml:space="preserve"> </w:t>
+      </w:r>
+      <m:oMath>
+        <m:r>
+          <m:t>W</m:t>
+        </m:r>
+        <m:sSub>
+          <m:e>
+            <m:r>
+              <m:t>Y</m:t>
+            </m:r>
+          </m:e>
+          <m:sub>
+            <m:r>
+              <m:t>2</m:t>
+            </m:r>
+          </m:sub>
+        </m:sSub>
+      </m:oMath>
       <w:r>
         <w:rPr>
           <w:rFonts w:ascii="Times New Roman" w:hAnsi="Times New Roman" w:eastAsia="Times New Roman" w:cs="Times New Roman"/>
@@ -3394,15 +3410,22 @@
         <w:rPr>
           <w:rFonts w:ascii="Times New Roman" w:hAnsi="Times New Roman" w:eastAsia="Times New Roman" w:cs="Times New Roman"/>
         </w:rPr>
-        <w:t xml:space="preserve"> Q</w:t>
-      </w:r>
-      <w:r>
-        <w:rPr>
-          <w:rFonts w:ascii="Times New Roman" w:hAnsi="Times New Roman" w:eastAsia="Times New Roman" w:cs="Times New Roman"/>
-          <w:vertAlign w:val="subscript"/>
-        </w:rPr>
-        <w:t>1</w:t>
-      </w:r>
+        <w:t xml:space="preserve"> </w:t>
+      </w:r>
+      <m:oMath>
+        <m:sSub>
+          <m:e>
+            <m:r>
+              <m:t>Q</m:t>
+            </m:r>
+          </m:e>
+          <m:sub>
+            <m:r>
+              <m:t>1</m:t>
+            </m:r>
+          </m:sub>
+        </m:sSub>
+      </m:oMath>
       <w:r>
         <w:rPr>
           <w:rFonts w:ascii="Times New Roman" w:hAnsi="Times New Roman" w:eastAsia="Times New Roman" w:cs="Times New Roman"/>
@@ -3419,15 +3442,22 @@
         <w:rPr>
           <w:rFonts w:ascii="Times New Roman" w:hAnsi="Times New Roman" w:eastAsia="Times New Roman" w:cs="Times New Roman"/>
         </w:rPr>
-        <w:t xml:space="preserve"> Q</w:t>
-      </w:r>
-      <w:r>
-        <w:rPr>
-          <w:rFonts w:ascii="Times New Roman" w:hAnsi="Times New Roman" w:eastAsia="Times New Roman" w:cs="Times New Roman"/>
-          <w:vertAlign w:val="subscript"/>
-        </w:rPr>
-        <w:t>2</w:t>
-      </w:r>
+        <w:t xml:space="preserve"> </w:t>
+      </w:r>
+      <m:oMath>
+        <m:sSub>
+          <m:e>
+            <m:r>
+              <m:t>Q</m:t>
+            </m:r>
+          </m:e>
+          <m:sub>
+            <m:r>
+              <m:t>2</m:t>
+            </m:r>
+          </m:sub>
+        </m:sSub>
+      </m:oMath>
       <w:r>
         <w:rPr>
           <w:rFonts w:ascii="Times New Roman" w:hAnsi="Times New Roman" w:eastAsia="Times New Roman" w:cs="Times New Roman"/>
@@ -3994,15 +4024,31 @@
         <w:rPr>
           <w:rFonts w:ascii="Times New Roman" w:hAnsi="Times New Roman" w:eastAsia="Times New Roman" w:cs="Times New Roman"/>
         </w:rPr>
-        <w:t xml:space="preserve"> NaNO</w:t>
-      </w:r>
-      <w:r>
-        <w:rPr>
-          <w:rFonts w:ascii="Times New Roman" w:hAnsi="Times New Roman" w:eastAsia="Times New Roman" w:cs="Times New Roman"/>
-          <w:vertAlign w:val="subscript"/>
-        </w:rPr>
-        <w:t>3</w:t>
-      </w:r>
+        <w:t xml:space="preserve"> </w:t>
+      </w:r>
+      <m:oMath>
+        <m:r>
+          <m:t>N</m:t>
+        </m:r>
+        <m:r>
+          <m:t>a</m:t>
+        </m:r>
+        <m:r>
+          <m:t>N</m:t>
+        </m:r>
+        <m:sSub>
+          <m:e>
+            <m:r>
+              <m:t>O</m:t>
+            </m:r>
+          </m:e>
+          <m:sub>
+            <m:r>
+              <m:t>3</m:t>
+            </m:r>
+          </m:sub>
+        </m:sSub>
+      </m:oMath>
       <w:r>
         <w:rPr>
           <w:rFonts w:ascii="Times New Roman" w:hAnsi="Times New Roman" w:eastAsia="Times New Roman" w:cs="Times New Roman"/>
@@ -6083,15 +6129,40 @@
               <w:rPr>
                 <w:rFonts w:ascii="Times New Roman" w:hAnsi="Times New Roman" w:eastAsia="Times New Roman" w:cs="Times New Roman"/>
               </w:rPr>
-              <w:t>1 mol NaOH、1 mol NaHCO</w:t>
+              <w:t xml:space="preserve">1 mol NaOH、1 mol</w:t>
             </w:r>
             <w:r>
               <w:rPr>
                 <w:rFonts w:ascii="Times New Roman" w:hAnsi="Times New Roman" w:eastAsia="Times New Roman" w:cs="Times New Roman"/>
-                <w:vertAlign w:val="subscript"/>
               </w:rPr>
-              <w:t>3</w:t>
+              <w:t xml:space="preserve"> </w:t>
             </w:r>
+            <m:oMath>
+              <m:r>
+                <m:t>N</m:t>
+              </m:r>
+              <m:r>
+                <m:t>a</m:t>
+              </m:r>
+              <m:r>
+                <m:t>H</m:t>
+              </m:r>
+              <m:r>
+                <m:t>C</m:t>
+              </m:r>
+              <m:sSub>
+                <m:e>
+                  <m:r>
+                    <m:t>O</m:t>
+                  </m:r>
+                </m:e>
+                <m:sub>
+                  <m:r>
+                    <m:t>3</m:t>
+                  </m:r>
+                </m:sub>
+              </m:sSub>
+            </m:oMath>
           </w:p>
         </w:tc>
         <w:tc>
@@ -6146,15 +6217,40 @@
               <w:rPr>
                 <w:rFonts w:ascii="Times New Roman" w:hAnsi="Times New Roman" w:eastAsia="Times New Roman" w:cs="Times New Roman"/>
               </w:rPr>
-              <w:t>、1 mol NaHCO</w:t>
+              <w:t xml:space="preserve">、1 mol</w:t>
             </w:r>
             <w:r>
               <w:rPr>
                 <w:rFonts w:ascii="Times New Roman" w:hAnsi="Times New Roman" w:eastAsia="Times New Roman" w:cs="Times New Roman"/>
-                <w:vertAlign w:val="subscript"/>
               </w:rPr>
-              <w:t>3</w:t>
+              <w:t xml:space="preserve"> </w:t>
             </w:r>
+            <m:oMath>
+              <m:r>
+                <m:t>N</m:t>
+              </m:r>
+              <m:r>
+                <m:t>a</m:t>
+              </m:r>
+              <m:r>
+                <m:t>H</m:t>
+              </m:r>
+              <m:r>
+                <m:t>C</m:t>
+              </m:r>
+              <m:sSub>
+                <m:e>
+                  <m:r>
+                    <m:t>O</m:t>
+                  </m:r>
+                </m:e>
+                <m:sub>
+                  <m:r>
+                    <m:t>3</m:t>
+                  </m:r>
+                </m:sub>
+              </m:sSub>
+            </m:oMath>
           </w:p>
         </w:tc>
         <w:tc>
@@ -6209,15 +6305,40 @@
               <w:rPr>
                 <w:rFonts w:ascii="Times New Roman" w:hAnsi="Times New Roman" w:eastAsia="Times New Roman" w:cs="Times New Roman"/>
               </w:rPr>
-              <w:t>、2 mol NaHCO</w:t>
+              <w:t xml:space="preserve">、2 mol</w:t>
             </w:r>
             <w:r>
               <w:rPr>
                 <w:rFonts w:ascii="Times New Roman" w:hAnsi="Times New Roman" w:eastAsia="Times New Roman" w:cs="Times New Roman"/>
-                <w:vertAlign w:val="subscript"/>
               </w:rPr>
-              <w:t>3</w:t>
+              <w:t xml:space="preserve"> </w:t>
             </w:r>
+            <m:oMath>
+              <m:r>
+                <m:t>N</m:t>
+              </m:r>
+              <m:r>
+                <m:t>a</m:t>
+              </m:r>
+              <m:r>
+                <m:t>H</m:t>
+              </m:r>
+              <m:r>
+                <m:t>C</m:t>
+              </m:r>
+              <m:sSub>
+                <m:e>
+                  <m:r>
+                    <m:t>O</m:t>
+                  </m:r>
+                </m:e>
+                <m:sub>
+                  <m:r>
+                    <m:t>3</m:t>
+                  </m:r>
+                </m:sub>
+              </m:sSub>
+            </m:oMath>
           </w:p>
         </w:tc>
         <w:tc>
@@ -7768,22 +7889,36 @@
         <w:rPr>
           <w:rFonts w:ascii="Times New Roman" w:hAnsi="Times New Roman" w:eastAsia="Times New Roman" w:cs="Times New Roman"/>
         </w:rPr>
-        <w:t xml:space="preserve"> ClO</w:t>
-      </w:r>
-      <w:r>
-        <w:rPr>
-          <w:rFonts w:ascii="Times New Roman" w:hAnsi="Times New Roman" w:eastAsia="Times New Roman" w:cs="Times New Roman"/>
-          <w:vertAlign w:val="subscript"/>
-        </w:rPr>
-        <w:t>3</w:t>
-      </w:r>
-      <w:r>
-        <w:rPr>
-          <w:rFonts w:ascii="Times New Roman" w:hAnsi="Times New Roman" w:eastAsia="Times New Roman" w:cs="Times New Roman"/>
-          <w:vertAlign w:val="superscript"/>
-        </w:rPr>
-        <w:t>-</w:t>
-      </w:r>
+        <w:t xml:space="preserve"> </w:t>
+      </w:r>
+      <m:oMath>
+        <m:r>
+          <m:t>C</m:t>
+        </m:r>
+        <m:r>
+          <m:t>l</m:t>
+        </m:r>
+        <m:sSubSup>
+          <m:e>
+            <m:r>
+              <m:t>O</m:t>
+            </m:r>
+          </m:e>
+          <m:sub>
+            <m:r>
+              <m:t>3</m:t>
+            </m:r>
+          </m:sub>
+          <m:sup>
+            <m:r>
+              <m:rPr>
+                <m:sty m:val="p"/>
+              </m:rPr>
+              <m:t>−</m:t>
+            </m:r>
+          </m:sup>
+        </m:sSubSup>
+      </m:oMath>
       <w:r>
         <w:rPr>
           <w:rFonts w:ascii="Times New Roman" w:hAnsi="Times New Roman" w:eastAsia="Times New Roman" w:cs="Times New Roman"/>
@@ -18466,15 +18601,25 @@
         <w:rPr>
           <w:rFonts w:ascii="Times New Roman" w:hAnsi="Times New Roman" w:eastAsia="Times New Roman" w:cs="Times New Roman"/>
         </w:rPr>
-        <w:t xml:space="preserve"> SO</w:t>
-      </w:r>
-      <w:r>
-        <w:rPr>
-          <w:rFonts w:ascii="Times New Roman" w:hAnsi="Times New Roman" w:eastAsia="Times New Roman" w:cs="Times New Roman"/>
-          <w:vertAlign w:val="subscript"/>
-        </w:rPr>
-        <w:t>2</w:t>
-      </w:r>
+        <w:t xml:space="preserve"> </w:t>
+      </w:r>
+      <m:oMath>
+        <m:r>
+          <m:t>S</m:t>
+        </m:r>
+        <m:sSub>
+          <m:e>
+            <m:r>
+              <m:t>O</m:t>
+            </m:r>
+          </m:e>
+          <m:sub>
+            <m:r>
+              <m:t>2</m:t>
+            </m:r>
+          </m:sub>
+        </m:sSub>
+      </m:oMath>
       <w:r>
         <w:rPr>
           <w:rFonts w:ascii="Times New Roman" w:hAnsi="Times New Roman" w:eastAsia="Times New Roman" w:cs="Times New Roman"/>
@@ -18581,15 +18726,22 @@
         <w:rPr>
           <w:rFonts w:ascii="Times New Roman" w:hAnsi="Times New Roman" w:eastAsia="Times New Roman" w:cs="Times New Roman"/>
         </w:rPr>
-        <w:t xml:space="preserve"> O</w:t>
-      </w:r>
-      <w:r>
-        <w:rPr>
-          <w:rFonts w:ascii="Times New Roman" w:hAnsi="Times New Roman" w:eastAsia="Times New Roman" w:cs="Times New Roman"/>
-          <w:vertAlign w:val="subscript"/>
-        </w:rPr>
-        <w:t>2</w:t>
-      </w:r>
+        <w:t xml:space="preserve"> </w:t>
+      </w:r>
+      <m:oMath>
+        <m:sSub>
+          <m:e>
+            <m:r>
+              <m:t>O</m:t>
+            </m:r>
+          </m:e>
+          <m:sub>
+            <m:r>
+              <m:t>2</m:t>
+            </m:r>
+          </m:sub>
+        </m:sSub>
+      </m:oMath>
       <w:r>
         <w:rPr>
           <w:rFonts w:ascii="Times New Roman" w:hAnsi="Times New Roman" w:eastAsia="Times New Roman" w:cs="Times New Roman"/>
@@ -21106,7 +21258,7 @@
     <ns0:name ns0:val="Verbatim Char"/>
     <ns0:basedOn ns0:val="BodyTextChar"/>
     <ns0:rPr>
-      <ns0:rFonts ns0:ascii="Times New Roman" ns0:cs="Times New Roman" ns0:eastAsia="FangSong" ns0:hAnsi="Times New Roman"/>
+      <ns0:rFonts ns0:ascii="SimSun" ns0:cs="SimSun" ns0:eastAsia="SimSun" ns0:hAnsi="SimSun"/>
       <ns0:b ns0:val="0"/>
       <ns0:sz ns0:val="20"/>
     </ns0:rPr>
@@ -21160,7 +21312,7 @@
       <w:wordWrap w:val="off"/>
     </w:pPr>
     <ns0:rPr>
-      <w:rFonts ns0:ascii="Times New Roman" ns0:hAnsi="Times New Roman" ns0:eastAsia="FangSong" ns0:cs="Times New Roman"/>
+      <w:rFonts ns0:ascii="SimSun" ns0:hAnsi="SimSun" ns0:eastAsia="SimSun" ns0:cs="SimSun"/>
     </ns0:rPr>
   </w:style>
   <w:style w:type="character" w:customStyle="1" w:styleId="KeywordTok">

--- a/00-首页/题组Word/专项卷/一分册/专项卷X-教师版.docx
+++ b/00-首页/题组Word/专项卷/一分册/专项卷X-教师版.docx
@@ -206,6 +206,8 @@
     <w:p>
       <w:pPr>
         <w:pStyle w:val="BodyText"/>
+        <w:ind w:left="480" w:hanging="480"/>
+        <w:spacing w:after="0"/>
       </w:pPr>
       <w:r>
         <w:rPr>
@@ -225,6 +227,13 @@
         </w:rPr>
         <w:t xml:space="preserve"> </w:t>
       </w:r>
+    </w:p>
+    <w:p>
+      <w:pPr>
+        <w:pStyle w:val="BodyText"/>
+        <w:ind w:left="480" w:hanging="480"/>
+        <w:spacing w:before="0" w:after="0"/>
+      </w:pPr>
       <w:r>
         <w:rPr>
           <w:rFonts w:ascii="Times New Roman" w:hAnsi="Times New Roman" w:eastAsia="Times New Roman" w:cs="Times New Roman"/>
@@ -243,6 +252,13 @@
         </w:rPr>
         <w:t xml:space="preserve"> </w:t>
       </w:r>
+    </w:p>
+    <w:p>
+      <w:pPr>
+        <w:pStyle w:val="BodyText"/>
+        <w:ind w:left="480" w:hanging="480"/>
+        <w:spacing w:before="0" w:after="0"/>
+      </w:pPr>
       <w:r>
         <w:rPr>
           <w:rFonts w:ascii="Times New Roman" w:hAnsi="Times New Roman" w:eastAsia="Times New Roman" w:cs="Times New Roman"/>
@@ -261,6 +277,13 @@
         </w:rPr>
         <w:t xml:space="preserve"> </w:t>
       </w:r>
+    </w:p>
+    <w:p>
+      <w:pPr>
+        <w:pStyle w:val="BodyText"/>
+        <w:ind w:left="480" w:hanging="480"/>
+        <w:spacing w:before="0" w:after="180"/>
+      </w:pPr>
       <w:r>
         <w:rPr>
           <w:rFonts w:ascii="Times New Roman" w:hAnsi="Times New Roman" w:eastAsia="Times New Roman" w:cs="Times New Roman"/>
@@ -3399,6 +3422,8 @@
     <w:p>
       <w:pPr>
         <w:pStyle w:val="BodyText"/>
+        <w:ind w:left="480" w:hanging="480"/>
+        <w:spacing w:after="0"/>
       </w:pPr>
       <w:r>
         <w:rPr>
@@ -3486,7 +3511,20 @@
         <w:rPr>
           <w:rFonts w:hint="eastAsia" w:ascii="Times New Roman" w:hAnsi="Times New Roman" w:eastAsia="Times New Roman" w:cs="Times New Roman"/>
         </w:rPr>
-        <w:t xml:space="preserve">）。A.</w:t>
+        <w:t xml:space="preserve">）。</w:t>
+      </w:r>
+    </w:p>
+    <w:p>
+      <w:pPr>
+        <w:pStyle w:val="BodyText"/>
+        <w:ind w:left="480" w:hanging="480"/>
+        <w:spacing w:before="0" w:after="0"/>
+      </w:pPr>
+      <w:r>
+        <w:rPr>
+          <w:rFonts w:hint="eastAsia" w:ascii="Times New Roman" w:hAnsi="Times New Roman" w:eastAsia="Times New Roman" w:cs="Times New Roman"/>
+        </w:rPr>
+        <w:t xml:space="preserve">A.</w:t>
       </w:r>
       <w:r>
         <w:rPr>
@@ -3530,7 +3568,20 @@
         <w:rPr>
           <w:rFonts w:ascii="Times New Roman" w:hAnsi="Times New Roman" w:eastAsia="Times New Roman" w:cs="Times New Roman"/>
         </w:rPr>
-        <w:t xml:space="preserve">　B.</w:t>
+        <w:t xml:space="preserve">　</w:t>
+      </w:r>
+    </w:p>
+    <w:p>
+      <w:pPr>
+        <w:pStyle w:val="BodyText"/>
+        <w:ind w:left="480" w:hanging="480"/>
+        <w:spacing w:before="0" w:after="0"/>
+      </w:pPr>
+      <w:r>
+        <w:rPr>
+          <w:rFonts w:ascii="Times New Roman" w:hAnsi="Times New Roman" w:eastAsia="Times New Roman" w:cs="Times New Roman"/>
+        </w:rPr>
+        <w:t xml:space="preserve">B.</w:t>
       </w:r>
       <w:r>
         <w:rPr>
@@ -3574,7 +3625,20 @@
         <w:rPr>
           <w:rFonts w:ascii="Times New Roman" w:hAnsi="Times New Roman" w:eastAsia="Times New Roman" w:cs="Times New Roman"/>
         </w:rPr>
-        <w:t xml:space="preserve">　C.</w:t>
+        <w:t xml:space="preserve">　</w:t>
+      </w:r>
+    </w:p>
+    <w:p>
+      <w:pPr>
+        <w:pStyle w:val="BodyText"/>
+        <w:ind w:left="480" w:hanging="480"/>
+        <w:spacing w:before="0" w:after="0"/>
+      </w:pPr>
+      <w:r>
+        <w:rPr>
+          <w:rFonts w:ascii="Times New Roman" w:hAnsi="Times New Roman" w:eastAsia="Times New Roman" w:cs="Times New Roman"/>
+        </w:rPr>
+        <w:t xml:space="preserve">C.</w:t>
       </w:r>
       <w:r>
         <w:rPr>
@@ -3618,7 +3682,20 @@
         <w:rPr>
           <w:rFonts w:ascii="Times New Roman" w:hAnsi="Times New Roman" w:eastAsia="Times New Roman" w:cs="Times New Roman"/>
         </w:rPr>
-        <w:t xml:space="preserve">　D. </w:t>
+        <w:t xml:space="preserve">　</w:t>
+      </w:r>
+    </w:p>
+    <w:p>
+      <w:pPr>
+        <w:pStyle w:val="BodyText"/>
+        <w:ind w:left="480" w:hanging="480"/>
+        <w:spacing w:before="0" w:after="180"/>
+      </w:pPr>
+      <w:r>
+        <w:rPr>
+          <w:rFonts w:ascii="Times New Roman" w:hAnsi="Times New Roman" w:eastAsia="Times New Roman" w:cs="Times New Roman"/>
+        </w:rPr>
+        <w:t xml:space="preserve">D. </w:t>
       </w:r>
       <w:r>
         <w:rPr>
@@ -7358,7 +7435,7 @@
         </w:rPr>
         <w:drawing>
           <wp:inline>
-            <wp:extent cx="3240000" cy="4082600"/>
+            <wp:extent cx="3240000" cy="4065093"/>
             <wp:effectExtent b="0" l="0" r="0" t="0"/>
             <wp:docPr descr="" title="" id="36" name="Picture"/>
             <a:graphic>
@@ -7379,7 +7456,7 @@
                   <pic:spPr bwMode="auto">
                     <a:xfrm>
                       <a:off x="0" y="0"/>
-                      <a:ext cx="3240000" cy="4082600"/>
+                      <a:ext cx="3240000" cy="4065093"/>
                     </a:xfrm>
                     <a:prstGeom prst="rect">
                       <a:avLst/>
@@ -8987,6 +9064,8 @@
     <w:p>
       <w:pPr>
         <w:pStyle w:val="BodyText"/>
+        <w:ind w:left="480" w:hanging="480"/>
+        <w:spacing w:after="0"/>
       </w:pPr>
       <w:r>
         <w:rPr>
@@ -9070,6 +9149,13 @@
         </w:rPr>
         <w:t xml:space="preserve"> </w:t>
       </w:r>
+    </w:p>
+    <w:p>
+      <w:pPr>
+        <w:pStyle w:val="BodyText"/>
+        <w:ind w:left="480" w:hanging="480"/>
+        <w:spacing w:before="0" w:after="0"/>
+      </w:pPr>
       <w:r>
         <w:rPr>
           <w:rFonts w:ascii="Times New Roman" w:hAnsi="Times New Roman" w:eastAsia="Times New Roman" w:cs="Times New Roman"/>
@@ -9135,6 +9221,13 @@
         </w:rPr>
         <w:t xml:space="preserve"> </w:t>
       </w:r>
+    </w:p>
+    <w:p>
+      <w:pPr>
+        <w:pStyle w:val="BodyText"/>
+        <w:ind w:left="480" w:hanging="480"/>
+        <w:spacing w:before="0" w:after="0"/>
+      </w:pPr>
       <w:r>
         <w:rPr>
           <w:rFonts w:ascii="Times New Roman" w:hAnsi="Times New Roman" w:eastAsia="Times New Roman" w:cs="Times New Roman"/>
@@ -9218,6 +9311,13 @@
         </w:rPr>
         <w:t xml:space="preserve"> </w:t>
       </w:r>
+    </w:p>
+    <w:p>
+      <w:pPr>
+        <w:pStyle w:val="BodyText"/>
+        <w:ind w:left="480" w:hanging="480"/>
+        <w:spacing w:before="0" w:after="180"/>
+      </w:pPr>
       <w:r>
         <w:rPr>
           <w:rFonts w:ascii="Times New Roman" w:hAnsi="Times New Roman" w:eastAsia="Times New Roman" w:cs="Times New Roman"/>
@@ -11476,7 +11576,7 @@
         </w:rPr>
         <w:drawing>
           <wp:inline>
-            <wp:extent cx="3240000" cy="3314482"/>
+            <wp:extent cx="3240000" cy="3277241"/>
             <wp:effectExtent b="0" l="0" r="0" t="0"/>
             <wp:docPr descr="" title="" id="57" name="Picture"/>
             <a:graphic>
@@ -11497,7 +11597,7 @@
                   <pic:spPr bwMode="auto">
                     <a:xfrm>
                       <a:off x="0" y="0"/>
-                      <a:ext cx="3240000" cy="3314482"/>
+                      <a:ext cx="3240000" cy="3277241"/>
                     </a:xfrm>
                     <a:prstGeom prst="rect">
                       <a:avLst/>

--- a/00-首页/题组Word/专项卷/一分册/专项卷X-教师版.docx
+++ b/00-首页/题组Word/专项卷/一分册/专项卷X-教师版.docx
@@ -206,8 +206,8 @@
     <w:p>
       <w:pPr>
         <w:pStyle w:val="BodyText"/>
+        <w:spacing w:before="0" w:after="0"/>
         <w:ind w:left="480" w:hanging="480"/>
-        <w:spacing w:after="0"/>
       </w:pPr>
       <w:r>
         <w:rPr>
@@ -231,20 +231,45 @@
     <w:p>
       <w:pPr>
         <w:pStyle w:val="BodyText"/>
+        <w:spacing w:before="0" w:after="0"/>
         <w:ind w:left="480" w:hanging="480"/>
+      </w:pPr>
+      <w:r>
+        <w:rPr>
+          <w:rFonts w:ascii="Times New Roman" w:hAnsi="Times New Roman" w:eastAsia="Times New Roman" w:cs="Times New Roman"/>
+        </w:rPr>
+        <w:t xml:space="preserve">B. </w:t>
+      </w:r>
+      <w:r>
+        <w:rPr>
+          <w:rFonts w:hint="eastAsia" w:ascii="Times New Roman" w:hAnsi="Times New Roman" w:eastAsia="FangSong" w:cs="Times New Roman"/>
+        </w:rPr>
+        <w:t xml:space="preserve">红磷比白磷稳定</w:t>
+      </w:r>
+      <w:r>
+        <w:rPr>
+          <w:rFonts w:ascii="Times New Roman" w:hAnsi="Times New Roman" w:eastAsia="Times New Roman" w:cs="Times New Roman"/>
+        </w:rPr>
+        <w:t xml:space="preserve"> </w:t>
+      </w:r>
+    </w:p>
+    <w:p>
+      <w:pPr>
+        <w:pStyle w:val="BodyText"/>
         <w:spacing w:before="0" w:after="0"/>
-      </w:pPr>
-      <w:r>
-        <w:rPr>
-          <w:rFonts w:ascii="Times New Roman" w:hAnsi="Times New Roman" w:eastAsia="Times New Roman" w:cs="Times New Roman"/>
-        </w:rPr>
-        <w:t xml:space="preserve">B. </w:t>
-      </w:r>
-      <w:r>
-        <w:rPr>
-          <w:rFonts w:hint="eastAsia" w:ascii="Times New Roman" w:hAnsi="Times New Roman" w:eastAsia="FangSong" w:cs="Times New Roman"/>
-        </w:rPr>
-        <w:t xml:space="preserve">红磷比白磷稳定</w:t>
+        <w:ind w:left="480" w:hanging="480"/>
+      </w:pPr>
+      <w:r>
+        <w:rPr>
+          <w:rFonts w:ascii="Times New Roman" w:hAnsi="Times New Roman" w:eastAsia="Times New Roman" w:cs="Times New Roman"/>
+        </w:rPr>
+        <w:t xml:space="preserve">C. </w:t>
+      </w:r>
+      <w:r>
+        <w:rPr>
+          <w:rFonts w:hint="eastAsia" w:ascii="Times New Roman" w:hAnsi="Times New Roman" w:eastAsia="FangSong" w:cs="Times New Roman"/>
+        </w:rPr>
+        <w:t xml:space="preserve">白磷转变为红磷需外界提供引发反应的能量</w:t>
       </w:r>
       <w:r>
         <w:rPr>
@@ -256,33 +281,8 @@
     <w:p>
       <w:pPr>
         <w:pStyle w:val="BodyText"/>
+        <w:spacing w:before="0" w:after="0"/>
         <w:ind w:left="480" w:hanging="480"/>
-        <w:spacing w:before="0" w:after="0"/>
-      </w:pPr>
-      <w:r>
-        <w:rPr>
-          <w:rFonts w:ascii="Times New Roman" w:hAnsi="Times New Roman" w:eastAsia="Times New Roman" w:cs="Times New Roman"/>
-        </w:rPr>
-        <w:t xml:space="preserve">C. </w:t>
-      </w:r>
-      <w:r>
-        <w:rPr>
-          <w:rFonts w:hint="eastAsia" w:ascii="Times New Roman" w:hAnsi="Times New Roman" w:eastAsia="FangSong" w:cs="Times New Roman"/>
-        </w:rPr>
-        <w:t xml:space="preserve">白磷转变为红磷需外界提供引发反应的能量</w:t>
-      </w:r>
-      <w:r>
-        <w:rPr>
-          <w:rFonts w:ascii="Times New Roman" w:hAnsi="Times New Roman" w:eastAsia="Times New Roman" w:cs="Times New Roman"/>
-        </w:rPr>
-        <w:t xml:space="preserve"> </w:t>
-      </w:r>
-    </w:p>
-    <w:p>
-      <w:pPr>
-        <w:pStyle w:val="BodyText"/>
-        <w:ind w:left="480" w:hanging="480"/>
-        <w:spacing w:before="0" w:after="180"/>
       </w:pPr>
       <w:r>
         <w:rPr>
@@ -342,6 +342,14 @@
       <w:tblPr>
         <w:tblStyle w:val="Table"/>
         <w:tblW w:type="auto" w:w="0"/>
+        <w:tblBorders>
+          <w:top w:val="single" w:sz="12" w:space="0" w:color="000000"/>
+          <w:left w:val="none" w:sz="0" w:space="0" w:color="auto"/>
+          <w:bottom w:val="single" w:sz="12" w:space="0" w:color="000000"/>
+          <w:right w:val="none" w:sz="0" w:space="0" w:color="auto"/>
+          <w:insideH w:val="none" w:sz="0" w:space="0" w:color="auto"/>
+          <w:insideV w:val="none" w:sz="0" w:space="0" w:color="auto"/>
+        </w:tblBorders>
         <w:tblLook w:firstRow="1" w:lastRow="0" w:firstColumn="0" w:lastColumn="0" w:noHBand="0" w:noVBand="0" w:val="0020"/>
       </w:tblPr>
       <w:tblGrid>
@@ -353,7 +361,11 @@
           <w:tblHeader w:val="on"/>
         </w:trPr>
         <w:tc>
-          <w:tcPr/>
+          <w:tcPr>
+            <w:tcBorders>
+              <w:bottom w:val="single" w:sz="8" w:space="0" w:color="000000"/>
+            </w:tcBorders>
+          </w:tcPr>
           <w:p>
             <w:pPr>
               <w:pStyle w:val="Compact"/>
@@ -369,7 +381,11 @@
           </w:p>
         </w:tc>
         <w:tc>
-          <w:tcPr/>
+          <w:tcPr>
+            <w:tcBorders>
+              <w:bottom w:val="single" w:sz="8" w:space="0" w:color="000000"/>
+            </w:tcBorders>
+          </w:tcPr>
           <w:p>
             <w:pPr>
               <w:pStyle w:val="Compact"/>
@@ -559,6 +575,7 @@
     <w:p>
       <w:pPr>
         <w:pStyle w:val="FirstParagraph"/>
+        <w:spacing w:before="0" w:after="0"/>
       </w:pPr>
       <w:r>
         <w:rPr>
@@ -742,6 +759,7 @@
     <w:p>
       <w:pPr>
         <w:pStyle w:val="BodyText"/>
+        <w:spacing w:before="0" w:after="0"/>
       </w:pPr>
       <w:r>
         <w:rPr>
@@ -933,6 +951,7 @@
     <w:p>
       <w:pPr>
         <w:pStyle w:val="BodyText"/>
+        <w:spacing w:before="0" w:after="0"/>
       </w:pPr>
       <w:r>
         <w:rPr>
@@ -1341,6 +1360,7 @@
     <w:p>
       <w:pPr>
         <w:pStyle w:val="BodyText"/>
+        <w:spacing w:before="0" w:after="0"/>
       </w:pPr>
       <w:r>
         <w:rPr>
@@ -1763,6 +1783,7 @@
     <w:p>
       <w:pPr>
         <w:pStyle w:val="FirstParagraph"/>
+        <w:spacing w:before="0" w:after="0"/>
       </w:pPr>
       <w:r>
         <w:rPr>
@@ -1867,6 +1888,7 @@
     <w:p>
       <w:pPr>
         <w:pStyle w:val="BodyText"/>
+        <w:spacing w:before="0" w:after="0"/>
       </w:pPr>
       <w:r>
         <w:rPr>
@@ -1884,6 +1906,7 @@
     <w:p>
       <w:pPr>
         <w:pStyle w:val="BodyText"/>
+        <w:spacing w:before="0" w:after="0"/>
       </w:pPr>
       <w:r>
         <w:rPr>
@@ -1913,6 +1936,7 @@
     <w:p>
       <w:pPr>
         <w:pStyle w:val="BodyText"/>
+        <w:spacing w:before="0" w:after="0"/>
       </w:pPr>
       <w:r>
         <w:rPr>
@@ -2237,6 +2261,7 @@
     <w:p>
       <w:pPr>
         <w:pStyle w:val="FirstParagraph"/>
+        <w:spacing w:before="0" w:after="0"/>
       </w:pPr>
       <w:r>
         <w:rPr>
@@ -2254,6 +2279,7 @@
     <w:p>
       <w:pPr>
         <w:pStyle w:val="BodyText"/>
+        <w:spacing w:before="0" w:after="0"/>
       </w:pPr>
       <w:r>
         <w:rPr>
@@ -2312,6 +2338,7 @@
     <w:p>
       <w:pPr>
         <w:pStyle w:val="BodyText"/>
+        <w:spacing w:before="0" w:after="0"/>
       </w:pPr>
       <w:r>
         <w:rPr>
@@ -2341,6 +2368,7 @@
     <w:p>
       <w:pPr>
         <w:pStyle w:val="BodyText"/>
+        <w:spacing w:before="0" w:after="0"/>
       </w:pPr>
       <w:r>
         <w:rPr>
@@ -2778,6 +2806,14 @@
       <w:tblPr>
         <w:tblStyle w:val="Table"/>
         <w:tblW w:type="auto" w:w="0"/>
+        <w:tblBorders>
+          <w:top w:val="single" w:sz="12" w:space="0" w:color="000000"/>
+          <w:left w:val="none" w:sz="0" w:space="0" w:color="auto"/>
+          <w:bottom w:val="single" w:sz="12" w:space="0" w:color="000000"/>
+          <w:right w:val="none" w:sz="0" w:space="0" w:color="auto"/>
+          <w:insideH w:val="none" w:sz="0" w:space="0" w:color="auto"/>
+          <w:insideV w:val="none" w:sz="0" w:space="0" w:color="auto"/>
+        </w:tblBorders>
         <w:tblLook w:firstRow="1" w:lastRow="0" w:firstColumn="0" w:lastColumn="0" w:noHBand="0" w:noVBand="0" w:val="0020"/>
       </w:tblPr>
       <w:tblGrid>
@@ -2789,7 +2825,11 @@
           <w:tblHeader w:val="on"/>
         </w:trPr>
         <w:tc>
-          <w:tcPr/>
+          <w:tcPr>
+            <w:tcBorders>
+              <w:bottom w:val="single" w:sz="8" w:space="0" w:color="000000"/>
+            </w:tcBorders>
+          </w:tcPr>
           <w:p>
             <w:pPr>
               <w:pStyle w:val="Compact"/>
@@ -2805,7 +2845,11 @@
           </w:p>
         </w:tc>
         <w:tc>
-          <w:tcPr/>
+          <w:tcPr>
+            <w:tcBorders>
+              <w:bottom w:val="single" w:sz="8" w:space="0" w:color="000000"/>
+            </w:tcBorders>
+          </w:tcPr>
           <w:p>
             <w:pPr>
               <w:pStyle w:val="Compact"/>
@@ -3422,8 +3466,8 @@
     <w:p>
       <w:pPr>
         <w:pStyle w:val="BodyText"/>
+        <w:spacing w:before="0" w:after="0"/>
         <w:ind w:left="480" w:hanging="480"/>
-        <w:spacing w:after="0"/>
       </w:pPr>
       <w:r>
         <w:rPr>
@@ -3517,8 +3561,8 @@
     <w:p>
       <w:pPr>
         <w:pStyle w:val="BodyText"/>
+        <w:spacing w:before="0" w:after="0"/>
         <w:ind w:left="480" w:hanging="480"/>
-        <w:spacing w:before="0" w:after="0"/>
       </w:pPr>
       <w:r>
         <w:rPr>
@@ -3574,8 +3618,8 @@
     <w:p>
       <w:pPr>
         <w:pStyle w:val="BodyText"/>
+        <w:spacing w:before="0" w:after="0"/>
         <w:ind w:left="480" w:hanging="480"/>
-        <w:spacing w:before="0" w:after="0"/>
       </w:pPr>
       <w:r>
         <w:rPr>
@@ -3631,8 +3675,8 @@
     <w:p>
       <w:pPr>
         <w:pStyle w:val="BodyText"/>
+        <w:spacing w:before="0" w:after="0"/>
         <w:ind w:left="480" w:hanging="480"/>
-        <w:spacing w:before="0" w:after="0"/>
       </w:pPr>
       <w:r>
         <w:rPr>
@@ -3688,8 +3732,8 @@
     <w:p>
       <w:pPr>
         <w:pStyle w:val="BodyText"/>
+        <w:spacing w:before="0" w:after="0"/>
         <w:ind w:left="480" w:hanging="480"/>
-        <w:spacing w:before="0" w:after="180"/>
       </w:pPr>
       <w:r>
         <w:rPr>
@@ -3749,6 +3793,14 @@
       <w:tblPr>
         <w:tblStyle w:val="Table"/>
         <w:tblW w:type="auto" w:w="0"/>
+        <w:tblBorders>
+          <w:top w:val="single" w:sz="12" w:space="0" w:color="000000"/>
+          <w:left w:val="none" w:sz="0" w:space="0" w:color="auto"/>
+          <w:bottom w:val="single" w:sz="12" w:space="0" w:color="000000"/>
+          <w:right w:val="none" w:sz="0" w:space="0" w:color="auto"/>
+          <w:insideH w:val="none" w:sz="0" w:space="0" w:color="auto"/>
+          <w:insideV w:val="none" w:sz="0" w:space="0" w:color="auto"/>
+        </w:tblBorders>
         <w:tblLook w:firstRow="1" w:lastRow="0" w:firstColumn="0" w:lastColumn="0" w:noHBand="0" w:noVBand="0" w:val="0020"/>
       </w:tblPr>
       <w:tblGrid>
@@ -3760,7 +3812,11 @@
           <w:tblHeader w:val="on"/>
         </w:trPr>
         <w:tc>
-          <w:tcPr/>
+          <w:tcPr>
+            <w:tcBorders>
+              <w:bottom w:val="single" w:sz="8" w:space="0" w:color="000000"/>
+            </w:tcBorders>
+          </w:tcPr>
           <w:p>
             <w:pPr>
               <w:pStyle w:val="Compact"/>
@@ -3776,7 +3832,11 @@
           </w:p>
         </w:tc>
         <w:tc>
-          <w:tcPr/>
+          <w:tcPr>
+            <w:tcBorders>
+              <w:bottom w:val="single" w:sz="8" w:space="0" w:color="000000"/>
+            </w:tcBorders>
+          </w:tcPr>
           <w:p>
             <w:pPr>
               <w:pStyle w:val="Compact"/>
@@ -4214,6 +4274,14 @@
       <w:tblPr>
         <w:tblStyle w:val="Table"/>
         <w:tblW w:type="auto" w:w="0"/>
+        <w:tblBorders>
+          <w:top w:val="single" w:sz="12" w:space="0" w:color="000000"/>
+          <w:left w:val="none" w:sz="0" w:space="0" w:color="auto"/>
+          <w:bottom w:val="single" w:sz="12" w:space="0" w:color="000000"/>
+          <w:right w:val="none" w:sz="0" w:space="0" w:color="auto"/>
+          <w:insideH w:val="none" w:sz="0" w:space="0" w:color="auto"/>
+          <w:insideV w:val="none" w:sz="0" w:space="0" w:color="auto"/>
+        </w:tblBorders>
         <w:tblLook w:firstRow="1" w:lastRow="0" w:firstColumn="0" w:lastColumn="0" w:noHBand="0" w:noVBand="0" w:val="0020"/>
       </w:tblPr>
       <w:tblGrid>
@@ -4225,7 +4293,11 @@
           <w:tblHeader w:val="on"/>
         </w:trPr>
         <w:tc>
-          <w:tcPr/>
+          <w:tcPr>
+            <w:tcBorders>
+              <w:bottom w:val="single" w:sz="8" w:space="0" w:color="000000"/>
+            </w:tcBorders>
+          </w:tcPr>
           <w:p>
             <w:pPr>
               <w:pStyle w:val="Compact"/>
@@ -4241,7 +4313,11 @@
           </w:p>
         </w:tc>
         <w:tc>
-          <w:tcPr/>
+          <w:tcPr>
+            <w:tcBorders>
+              <w:bottom w:val="single" w:sz="8" w:space="0" w:color="000000"/>
+            </w:tcBorders>
+          </w:tcPr>
           <w:p>
             <w:pPr>
               <w:pStyle w:val="Compact"/>
@@ -5004,6 +5080,14 @@
       <w:tblPr>
         <w:tblStyle w:val="Table"/>
         <w:tblW w:type="auto" w:w="0"/>
+        <w:tblBorders>
+          <w:top w:val="single" w:sz="12" w:space="0" w:color="000000"/>
+          <w:left w:val="none" w:sz="0" w:space="0" w:color="auto"/>
+          <w:bottom w:val="single" w:sz="12" w:space="0" w:color="000000"/>
+          <w:right w:val="none" w:sz="0" w:space="0" w:color="auto"/>
+          <w:insideH w:val="none" w:sz="0" w:space="0" w:color="auto"/>
+          <w:insideV w:val="none" w:sz="0" w:space="0" w:color="auto"/>
+        </w:tblBorders>
         <w:tblLook w:firstRow="1" w:lastRow="0" w:firstColumn="0" w:lastColumn="0" w:noHBand="0" w:noVBand="0" w:val="0020"/>
       </w:tblPr>
       <w:tblGrid>
@@ -5015,7 +5099,11 @@
           <w:tblHeader w:val="on"/>
         </w:trPr>
         <w:tc>
-          <w:tcPr/>
+          <w:tcPr>
+            <w:tcBorders>
+              <w:bottom w:val="single" w:sz="8" w:space="0" w:color="000000"/>
+            </w:tcBorders>
+          </w:tcPr>
           <w:p>
             <w:pPr>
               <w:pStyle w:val="Compact"/>
@@ -5031,7 +5119,11 @@
           </w:p>
         </w:tc>
         <w:tc>
-          <w:tcPr/>
+          <w:tcPr>
+            <w:tcBorders>
+              <w:bottom w:val="single" w:sz="8" w:space="0" w:color="000000"/>
+            </w:tcBorders>
+          </w:tcPr>
           <w:p>
             <w:pPr>
               <w:pStyle w:val="Compact"/>
@@ -5639,6 +5731,7 @@
     <w:p>
       <w:pPr>
         <w:pStyle w:val="FirstParagraph"/>
+        <w:spacing w:before="0" w:after="0"/>
       </w:pPr>
       <w:r>
         <w:rPr>
@@ -5680,6 +5773,7 @@
     <w:p>
       <w:pPr>
         <w:pStyle w:val="BodyText"/>
+        <w:spacing w:before="0" w:after="0"/>
       </w:pPr>
       <w:r>
         <w:rPr>
@@ -5745,6 +5839,7 @@
     <w:p>
       <w:pPr>
         <w:pStyle w:val="BodyText"/>
+        <w:spacing w:before="0" w:after="0"/>
       </w:pPr>
       <w:r>
         <w:rPr>
@@ -5862,6 +5957,7 @@
     <w:p>
       <w:pPr>
         <w:pStyle w:val="BodyText"/>
+        <w:spacing w:before="0" w:after="0"/>
       </w:pPr>
       <w:r>
         <w:rPr>
@@ -6092,6 +6188,14 @@
         <w:tblStyle w:val="Table"/>
         <w:tblW w:type="pct" w:w="5000"/>
         <w:tblLayout w:type="fixed"/>
+        <w:tblBorders>
+          <w:top w:val="single" w:sz="12" w:space="0" w:color="000000"/>
+          <w:left w:val="none" w:sz="0" w:space="0" w:color="auto"/>
+          <w:bottom w:val="single" w:sz="12" w:space="0" w:color="000000"/>
+          <w:right w:val="none" w:sz="0" w:space="0" w:color="auto"/>
+          <w:insideH w:val="none" w:sz="0" w:space="0" w:color="auto"/>
+          <w:insideV w:val="none" w:sz="0" w:space="0" w:color="auto"/>
+        </w:tblBorders>
         <w:tblLook w:firstRow="1" w:lastRow="0" w:firstColumn="0" w:lastColumn="0" w:noHBand="0" w:noVBand="0" w:val="0020"/>
       </w:tblPr>
       <w:tblGrid>
@@ -6106,7 +6210,11 @@
           <w:tblHeader w:val="on"/>
         </w:trPr>
         <w:tc>
-          <w:tcPr/>
+          <w:tcPr>
+            <w:tcBorders>
+              <w:bottom w:val="single" w:sz="8" w:space="0" w:color="000000"/>
+            </w:tcBorders>
+          </w:tcPr>
           <w:p>
             <w:pPr>
               <w:pStyle w:val="Compact"/>
@@ -6115,7 +6223,11 @@
           </w:p>
         </w:tc>
         <w:tc>
-          <w:tcPr/>
+          <w:tcPr>
+            <w:tcBorders>
+              <w:bottom w:val="single" w:sz="8" w:space="0" w:color="000000"/>
+            </w:tcBorders>
+          </w:tcPr>
           <w:p>
             <w:pPr>
               <w:pStyle w:val="Compact"/>
@@ -6131,7 +6243,11 @@
           </w:p>
         </w:tc>
         <w:tc>
-          <w:tcPr/>
+          <w:tcPr>
+            <w:tcBorders>
+              <w:bottom w:val="single" w:sz="8" w:space="0" w:color="000000"/>
+            </w:tcBorders>
+          </w:tcPr>
           <w:p>
             <w:pPr>
               <w:pStyle w:val="Compact"/>
@@ -6147,7 +6263,11 @@
           </w:p>
         </w:tc>
         <w:tc>
-          <w:tcPr/>
+          <w:tcPr>
+            <w:tcBorders>
+              <w:bottom w:val="single" w:sz="8" w:space="0" w:color="000000"/>
+            </w:tcBorders>
+          </w:tcPr>
           <w:p>
             <w:pPr>
               <w:pStyle w:val="Compact"/>
@@ -6163,7 +6283,11 @@
           </w:p>
         </w:tc>
         <w:tc>
-          <w:tcPr/>
+          <w:tcPr>
+            <w:tcBorders>
+              <w:bottom w:val="single" w:sz="8" w:space="0" w:color="000000"/>
+            </w:tcBorders>
+          </w:tcPr>
           <w:p>
             <w:pPr>
               <w:pStyle w:val="Compact"/>
@@ -7753,6 +7877,14 @@
       <w:tblPr>
         <w:tblStyle w:val="Table"/>
         <w:tblW w:type="auto" w:w="0"/>
+        <w:tblBorders>
+          <w:top w:val="single" w:sz="12" w:space="0" w:color="000000"/>
+          <w:left w:val="none" w:sz="0" w:space="0" w:color="auto"/>
+          <w:bottom w:val="single" w:sz="12" w:space="0" w:color="000000"/>
+          <w:right w:val="none" w:sz="0" w:space="0" w:color="auto"/>
+          <w:insideH w:val="none" w:sz="0" w:space="0" w:color="auto"/>
+          <w:insideV w:val="none" w:sz="0" w:space="0" w:color="auto"/>
+        </w:tblBorders>
         <w:tblLook w:firstRow="1" w:lastRow="0" w:firstColumn="0" w:lastColumn="0" w:noHBand="0" w:noVBand="0" w:val="0020"/>
       </w:tblPr>
       <w:tblGrid>
@@ -7764,7 +7896,11 @@
           <w:tblHeader w:val="on"/>
         </w:trPr>
         <w:tc>
-          <w:tcPr/>
+          <w:tcPr>
+            <w:tcBorders>
+              <w:bottom w:val="single" w:sz="8" w:space="0" w:color="000000"/>
+            </w:tcBorders>
+          </w:tcPr>
           <w:p>
             <w:pPr>
               <w:pStyle w:val="Compact"/>
@@ -7780,7 +7916,11 @@
           </w:p>
         </w:tc>
         <w:tc>
-          <w:tcPr/>
+          <w:tcPr>
+            <w:tcBorders>
+              <w:bottom w:val="single" w:sz="8" w:space="0" w:color="000000"/>
+            </w:tcBorders>
+          </w:tcPr>
           <w:p>
             <w:pPr>
               <w:pStyle w:val="Compact"/>
@@ -8060,6 +8200,14 @@
       <w:tblPr>
         <w:tblStyle w:val="Table"/>
         <w:tblW w:type="auto" w:w="0"/>
+        <w:tblBorders>
+          <w:top w:val="single" w:sz="12" w:space="0" w:color="000000"/>
+          <w:left w:val="none" w:sz="0" w:space="0" w:color="auto"/>
+          <w:bottom w:val="single" w:sz="12" w:space="0" w:color="000000"/>
+          <w:right w:val="none" w:sz="0" w:space="0" w:color="auto"/>
+          <w:insideH w:val="none" w:sz="0" w:space="0" w:color="auto"/>
+          <w:insideV w:val="none" w:sz="0" w:space="0" w:color="auto"/>
+        </w:tblBorders>
         <w:tblLook w:firstRow="1" w:lastRow="0" w:firstColumn="0" w:lastColumn="0" w:noHBand="0" w:noVBand="0" w:val="0020"/>
       </w:tblPr>
       <w:tblGrid>
@@ -8071,7 +8219,11 @@
           <w:tblHeader w:val="on"/>
         </w:trPr>
         <w:tc>
-          <w:tcPr/>
+          <w:tcPr>
+            <w:tcBorders>
+              <w:bottom w:val="single" w:sz="8" w:space="0" w:color="000000"/>
+            </w:tcBorders>
+          </w:tcPr>
           <w:p>
             <w:pPr>
               <w:pStyle w:val="Compact"/>
@@ -8087,7 +8239,11 @@
           </w:p>
         </w:tc>
         <w:tc>
-          <w:tcPr/>
+          <w:tcPr>
+            <w:tcBorders>
+              <w:bottom w:val="single" w:sz="8" w:space="0" w:color="000000"/>
+            </w:tcBorders>
+          </w:tcPr>
           <w:p>
             <w:pPr>
               <w:pStyle w:val="Compact"/>
@@ -8547,6 +8703,14 @@
       <w:tblPr>
         <w:tblStyle w:val="Table"/>
         <w:tblW w:type="auto" w:w="0"/>
+        <w:tblBorders>
+          <w:top w:val="single" w:sz="12" w:space="0" w:color="000000"/>
+          <w:left w:val="none" w:sz="0" w:space="0" w:color="auto"/>
+          <w:bottom w:val="single" w:sz="12" w:space="0" w:color="000000"/>
+          <w:right w:val="none" w:sz="0" w:space="0" w:color="auto"/>
+          <w:insideH w:val="none" w:sz="0" w:space="0" w:color="auto"/>
+          <w:insideV w:val="none" w:sz="0" w:space="0" w:color="auto"/>
+        </w:tblBorders>
         <w:tblLook w:firstRow="1" w:lastRow="0" w:firstColumn="0" w:lastColumn="0" w:noHBand="0" w:noVBand="0" w:val="0020"/>
       </w:tblPr>
       <w:tblGrid>
@@ -8558,7 +8722,11 @@
           <w:tblHeader w:val="on"/>
         </w:trPr>
         <w:tc>
-          <w:tcPr/>
+          <w:tcPr>
+            <w:tcBorders>
+              <w:bottom w:val="single" w:sz="8" w:space="0" w:color="000000"/>
+            </w:tcBorders>
+          </w:tcPr>
           <w:p>
             <w:pPr>
               <w:pStyle w:val="Compact"/>
@@ -8574,7 +8742,11 @@
           </w:p>
         </w:tc>
         <w:tc>
-          <w:tcPr/>
+          <w:tcPr>
+            <w:tcBorders>
+              <w:bottom w:val="single" w:sz="8" w:space="0" w:color="000000"/>
+            </w:tcBorders>
+          </w:tcPr>
           <w:p>
             <w:pPr>
               <w:pStyle w:val="Compact"/>
@@ -9064,8 +9236,8 @@
     <w:p>
       <w:pPr>
         <w:pStyle w:val="BodyText"/>
+        <w:spacing w:before="0" w:after="0"/>
         <w:ind w:left="480" w:hanging="480"/>
-        <w:spacing w:after="0"/>
       </w:pPr>
       <w:r>
         <w:rPr>
@@ -9153,8 +9325,8 @@
     <w:p>
       <w:pPr>
         <w:pStyle w:val="BodyText"/>
+        <w:spacing w:before="0" w:after="0"/>
         <w:ind w:left="480" w:hanging="480"/>
-        <w:spacing w:before="0" w:after="0"/>
       </w:pPr>
       <w:r>
         <w:rPr>
@@ -9225,8 +9397,8 @@
     <w:p>
       <w:pPr>
         <w:pStyle w:val="BodyText"/>
+        <w:spacing w:before="0" w:after="0"/>
         <w:ind w:left="480" w:hanging="480"/>
-        <w:spacing w:before="0" w:after="0"/>
       </w:pPr>
       <w:r>
         <w:rPr>
@@ -9315,8 +9487,8 @@
     <w:p>
       <w:pPr>
         <w:pStyle w:val="BodyText"/>
+        <w:spacing w:before="0" w:after="0"/>
         <w:ind w:left="480" w:hanging="480"/>
-        <w:spacing w:before="0" w:after="180"/>
       </w:pPr>
       <w:r>
         <w:rPr>
@@ -10105,6 +10277,14 @@
       <w:tblPr>
         <w:tblStyle w:val="Table"/>
         <w:tblW w:type="auto" w:w="0"/>
+        <w:tblBorders>
+          <w:top w:val="single" w:sz="12" w:space="0" w:color="000000"/>
+          <w:left w:val="none" w:sz="0" w:space="0" w:color="auto"/>
+          <w:bottom w:val="single" w:sz="12" w:space="0" w:color="000000"/>
+          <w:right w:val="none" w:sz="0" w:space="0" w:color="auto"/>
+          <w:insideH w:val="none" w:sz="0" w:space="0" w:color="auto"/>
+          <w:insideV w:val="none" w:sz="0" w:space="0" w:color="auto"/>
+        </w:tblBorders>
         <w:tblLook w:firstRow="1" w:lastRow="0" w:firstColumn="0" w:lastColumn="0" w:noHBand="0" w:noVBand="0" w:val="0020"/>
       </w:tblPr>
       <w:tblGrid>
@@ -10116,7 +10296,11 @@
           <w:tblHeader w:val="on"/>
         </w:trPr>
         <w:tc>
-          <w:tcPr/>
+          <w:tcPr>
+            <w:tcBorders>
+              <w:bottom w:val="single" w:sz="8" w:space="0" w:color="000000"/>
+            </w:tcBorders>
+          </w:tcPr>
           <w:p>
             <w:pPr>
               <w:pStyle w:val="Compact"/>
@@ -10132,7 +10316,11 @@
           </w:p>
         </w:tc>
         <w:tc>
-          <w:tcPr/>
+          <w:tcPr>
+            <w:tcBorders>
+              <w:bottom w:val="single" w:sz="8" w:space="0" w:color="000000"/>
+            </w:tcBorders>
+          </w:tcPr>
           <w:p>
             <w:pPr>
               <w:pStyle w:val="Compact"/>
@@ -10387,6 +10575,14 @@
       <w:tblPr>
         <w:tblStyle w:val="Table"/>
         <w:tblW w:type="auto" w:w="0"/>
+        <w:tblBorders>
+          <w:top w:val="single" w:sz="12" w:space="0" w:color="000000"/>
+          <w:left w:val="none" w:sz="0" w:space="0" w:color="auto"/>
+          <w:bottom w:val="single" w:sz="12" w:space="0" w:color="000000"/>
+          <w:right w:val="none" w:sz="0" w:space="0" w:color="auto"/>
+          <w:insideH w:val="none" w:sz="0" w:space="0" w:color="auto"/>
+          <w:insideV w:val="none" w:sz="0" w:space="0" w:color="auto"/>
+        </w:tblBorders>
         <w:tblLook w:firstRow="1" w:lastRow="0" w:firstColumn="0" w:lastColumn="0" w:noHBand="0" w:noVBand="0" w:val="0020"/>
       </w:tblPr>
       <w:tblGrid>
@@ -10401,7 +10597,11 @@
           <w:tblHeader w:val="on"/>
         </w:trPr>
         <w:tc>
-          <w:tcPr/>
+          <w:tcPr>
+            <w:tcBorders>
+              <w:bottom w:val="single" w:sz="8" w:space="0" w:color="000000"/>
+            </w:tcBorders>
+          </w:tcPr>
           <w:p>
             <w:pPr>
               <w:pStyle w:val="Compact"/>
@@ -10417,7 +10617,11 @@
           </w:p>
         </w:tc>
         <w:tc>
-          <w:tcPr/>
+          <w:tcPr>
+            <w:tcBorders>
+              <w:bottom w:val="single" w:sz="8" w:space="0" w:color="000000"/>
+            </w:tcBorders>
+          </w:tcPr>
           <w:p>
             <w:pPr>
               <w:pStyle w:val="Compact"/>
@@ -10433,7 +10637,11 @@
           </w:p>
         </w:tc>
         <w:tc>
-          <w:tcPr/>
+          <w:tcPr>
+            <w:tcBorders>
+              <w:bottom w:val="single" w:sz="8" w:space="0" w:color="000000"/>
+            </w:tcBorders>
+          </w:tcPr>
           <w:p>
             <w:pPr>
               <w:pStyle w:val="Compact"/>
@@ -10449,7 +10657,11 @@
           </w:p>
         </w:tc>
         <w:tc>
-          <w:tcPr/>
+          <w:tcPr>
+            <w:tcBorders>
+              <w:bottom w:val="single" w:sz="8" w:space="0" w:color="000000"/>
+            </w:tcBorders>
+          </w:tcPr>
           <w:p>
             <w:pPr>
               <w:pStyle w:val="Compact"/>
@@ -10465,7 +10677,11 @@
           </w:p>
         </w:tc>
         <w:tc>
-          <w:tcPr/>
+          <w:tcPr>
+            <w:tcBorders>
+              <w:bottom w:val="single" w:sz="8" w:space="0" w:color="000000"/>
+            </w:tcBorders>
+          </w:tcPr>
           <w:p>
             <w:pPr>
               <w:pStyle w:val="Compact"/>
@@ -11661,6 +11877,14 @@
       <w:tblPr>
         <w:tblStyle w:val="Table"/>
         <w:tblW w:type="auto" w:w="0"/>
+        <w:tblBorders>
+          <w:top w:val="single" w:sz="12" w:space="0" w:color="000000"/>
+          <w:left w:val="none" w:sz="0" w:space="0" w:color="auto"/>
+          <w:bottom w:val="single" w:sz="12" w:space="0" w:color="000000"/>
+          <w:right w:val="none" w:sz="0" w:space="0" w:color="auto"/>
+          <w:insideH w:val="none" w:sz="0" w:space="0" w:color="auto"/>
+          <w:insideV w:val="none" w:sz="0" w:space="0" w:color="auto"/>
+        </w:tblBorders>
         <w:tblLook w:firstRow="1" w:lastRow="0" w:firstColumn="0" w:lastColumn="0" w:noHBand="0" w:noVBand="0" w:val="0020"/>
       </w:tblPr>
       <w:tblGrid>
@@ -11672,7 +11896,11 @@
           <w:tblHeader w:val="on"/>
         </w:trPr>
         <w:tc>
-          <w:tcPr/>
+          <w:tcPr>
+            <w:tcBorders>
+              <w:bottom w:val="single" w:sz="8" w:space="0" w:color="000000"/>
+            </w:tcBorders>
+          </w:tcPr>
           <w:p>
             <w:pPr>
               <w:pStyle w:val="Compact"/>
@@ -11688,7 +11916,11 @@
           </w:p>
         </w:tc>
         <w:tc>
-          <w:tcPr/>
+          <w:tcPr>
+            <w:tcBorders>
+              <w:bottom w:val="single" w:sz="8" w:space="0" w:color="000000"/>
+            </w:tcBorders>
+          </w:tcPr>
           <w:p>
             <w:pPr>
               <w:pStyle w:val="Compact"/>
@@ -14938,6 +15170,7 @@
     <w:p>
       <w:pPr>
         <w:pStyle w:val="FirstParagraph"/>
+        <w:spacing w:before="0" w:after="0"/>
       </w:pPr>
       <w:r>
         <w:rPr>
@@ -15150,6 +15383,7 @@
     <w:p>
       <w:pPr>
         <w:pStyle w:val="BodyText"/>
+        <w:spacing w:before="0" w:after="0"/>
       </w:pPr>
       <w:r>
         <w:rPr>
@@ -15442,6 +15676,7 @@
     <w:p>
       <w:pPr>
         <w:pStyle w:val="BodyText"/>
+        <w:spacing w:before="0" w:after="0"/>
       </w:pPr>
       <w:r>
         <w:rPr>
@@ -15669,6 +15904,7 @@
     <w:p>
       <w:pPr>
         <w:pStyle w:val="BodyText"/>
+        <w:spacing w:before="0" w:after="0"/>
       </w:pPr>
       <w:r>
         <w:rPr>
@@ -20755,7 +20991,7 @@
     <ns0:rPr>
       <ns0:rFonts ns0:ascii="Times New Roman" ns0:cs="Times New Roman" ns0:eastAsia="SimHei" ns0:hAnsi="Times New Roman"/>
       <ns0:b/>
-      <ns0:color ns0:val="17324D"/>
+      <ns0:color ns0:val="000000"/>
       <ns0:sz ns0:val="44"/>
       <ns0:szCs ns0:val="56"/>
     </ns0:rPr>
@@ -20897,7 +21133,7 @@
     <ns0:rPr>
       <ns0:rFonts ns0:ascii="Times New Roman" ns0:cs="Times New Roman" ns0:eastAsia="SimHei" ns0:hAnsi="Times New Roman"/>
       <ns0:b/>
-      <ns0:color ns0:val="17324D"/>
+      <ns0:color ns0:val="000000"/>
       <ns0:sz ns0:val="32"/>
       <ns0:szCs ns0:val="40"/>
     </ns0:rPr>
@@ -20921,7 +21157,7 @@
     <ns0:rPr>
       <ns0:rFonts ns0:ascii="Times New Roman" ns0:cs="Times New Roman" ns0:eastAsia="SimHei" ns0:hAnsi="Times New Roman"/>
       <ns0:b/>
-      <ns0:color ns0:val="17324D"/>
+      <ns0:color ns0:val="000000"/>
       <ns0:sz ns0:val="28"/>
       <ns0:szCs ns0:val="32"/>
     </ns0:rPr>
@@ -20945,7 +21181,7 @@
     <ns0:rPr>
       <ns0:rFonts ns0:ascii="Times New Roman" ns0:cs="Times New Roman" ns0:eastAsia="SimHei" ns0:hAnsi="Times New Roman"/>
       <ns0:b/>
-      <ns0:color ns0:val="17324D"/>
+      <ns0:color ns0:val="000000"/>
       <ns0:sz ns0:val="25"/>
       <ns0:szCs ns0:val="28"/>
     </ns0:rPr>
